--- a/brand/docs/Synthia_Whitepaper.docx
+++ b/brand/docs/Synthia_Whitepaper.docx
@@ -117,7 +117,7 @@
           <w:sz w:val="20"/>
           <w:szCs w:val="20"/>
         </w:rPr>
-        <w:t xml:space="preserve">Version 2.0  |  March 2026</w:t>
+        <w:t xml:space="preserve">Version 3.0  |  March 2026</w:t>
       </w:r>
     </w:p>
     <w:p>
@@ -1299,7 +1299,7 @@
               <w:bottom w:val="single" w:color="DDDDDD" w:sz="1"/>
               <w:right w:val="single" w:color="DDDDDD" w:sz="1"/>
             </w:tcBorders>
-            <w:shd w:fill="FFFFFF" w:val="clear"/>
+            <w:shd w:fill="F0F0F5" w:val="clear"/>
             <w:tcMar>
               <w:top w:type="dxa" w:w="80"/>
               <w:left w:type="dxa" w:w="120"/>
@@ -1328,7 +1328,7 @@
               <w:bottom w:val="single" w:color="DDDDDD" w:sz="1"/>
               <w:right w:val="single" w:color="DDDDDD" w:sz="1"/>
             </w:tcBorders>
-            <w:shd w:fill="FFFFFF" w:val="clear"/>
+            <w:shd w:fill="F0F0F5" w:val="clear"/>
             <w:tcMar>
               <w:top w:type="dxa" w:w="80"/>
               <w:left w:type="dxa" w:w="120"/>
@@ -1357,7 +1357,7 @@
               <w:bottom w:val="single" w:color="DDDDDD" w:sz="1"/>
               <w:right w:val="single" w:color="DDDDDD" w:sz="1"/>
             </w:tcBorders>
-            <w:shd w:fill="FFFFFF" w:val="clear"/>
+            <w:shd w:fill="F0F0F5" w:val="clear"/>
             <w:tcMar>
               <w:top w:type="dxa" w:w="80"/>
               <w:left w:type="dxa" w:w="120"/>
@@ -1477,7 +1477,7 @@
               <w:bottom w:val="single" w:color="DDDDDD" w:sz="1"/>
               <w:right w:val="single" w:color="DDDDDD" w:sz="1"/>
             </w:tcBorders>
-            <w:shd w:fill="FFFFFF" w:val="clear"/>
+            <w:shd w:fill="F0F0F5" w:val="clear"/>
             <w:tcMar>
               <w:top w:type="dxa" w:w="80"/>
               <w:left w:type="dxa" w:w="120"/>
@@ -1506,7 +1506,7 @@
               <w:bottom w:val="single" w:color="DDDDDD" w:sz="1"/>
               <w:right w:val="single" w:color="DDDDDD" w:sz="1"/>
             </w:tcBorders>
-            <w:shd w:fill="FFFFFF" w:val="clear"/>
+            <w:shd w:fill="F0F0F5" w:val="clear"/>
             <w:tcMar>
               <w:top w:type="dxa" w:w="80"/>
               <w:left w:type="dxa" w:w="120"/>
@@ -1535,7 +1535,7 @@
               <w:bottom w:val="single" w:color="DDDDDD" w:sz="1"/>
               <w:right w:val="single" w:color="DDDDDD" w:sz="1"/>
             </w:tcBorders>
-            <w:shd w:fill="FFFFFF" w:val="clear"/>
+            <w:shd w:fill="F0F0F5" w:val="clear"/>
             <w:tcMar>
               <w:top w:type="dxa" w:w="80"/>
               <w:left w:type="dxa" w:w="120"/>
@@ -2183,7 +2183,7 @@
               <w:bottom w:val="single" w:color="DDDDDD" w:sz="1"/>
               <w:right w:val="single" w:color="DDDDDD" w:sz="1"/>
             </w:tcBorders>
-            <w:shd w:fill="FFFFFF" w:val="clear"/>
+            <w:shd w:fill="F0F0F5" w:val="clear"/>
             <w:tcMar>
               <w:top w:type="dxa" w:w="80"/>
               <w:left w:type="dxa" w:w="120"/>
@@ -2212,7 +2212,7 @@
               <w:bottom w:val="single" w:color="DDDDDD" w:sz="1"/>
               <w:right w:val="single" w:color="DDDDDD" w:sz="1"/>
             </w:tcBorders>
-            <w:shd w:fill="FFFFFF" w:val="clear"/>
+            <w:shd w:fill="F0F0F5" w:val="clear"/>
             <w:tcMar>
               <w:top w:type="dxa" w:w="80"/>
               <w:left w:type="dxa" w:w="120"/>
@@ -2241,7 +2241,7 @@
               <w:bottom w:val="single" w:color="DDDDDD" w:sz="1"/>
               <w:right w:val="single" w:color="DDDDDD" w:sz="1"/>
             </w:tcBorders>
-            <w:shd w:fill="FFFFFF" w:val="clear"/>
+            <w:shd w:fill="F0F0F5" w:val="clear"/>
             <w:tcMar>
               <w:top w:type="dxa" w:w="80"/>
               <w:left w:type="dxa" w:w="120"/>
@@ -2361,7 +2361,7 @@
               <w:bottom w:val="single" w:color="DDDDDD" w:sz="1"/>
               <w:right w:val="single" w:color="DDDDDD" w:sz="1"/>
             </w:tcBorders>
-            <w:shd w:fill="FFFFFF" w:val="clear"/>
+            <w:shd w:fill="F0F0F5" w:val="clear"/>
             <w:tcMar>
               <w:top w:type="dxa" w:w="80"/>
               <w:left w:type="dxa" w:w="120"/>
@@ -2390,7 +2390,7 @@
               <w:bottom w:val="single" w:color="DDDDDD" w:sz="1"/>
               <w:right w:val="single" w:color="DDDDDD" w:sz="1"/>
             </w:tcBorders>
-            <w:shd w:fill="FFFFFF" w:val="clear"/>
+            <w:shd w:fill="F0F0F5" w:val="clear"/>
             <w:tcMar>
               <w:top w:type="dxa" w:w="80"/>
               <w:left w:type="dxa" w:w="120"/>
@@ -2419,7 +2419,7 @@
               <w:bottom w:val="single" w:color="DDDDDD" w:sz="1"/>
               <w:right w:val="single" w:color="DDDDDD" w:sz="1"/>
             </w:tcBorders>
-            <w:shd w:fill="FFFFFF" w:val="clear"/>
+            <w:shd w:fill="F0F0F5" w:val="clear"/>
             <w:tcMar>
               <w:top w:type="dxa" w:w="80"/>
               <w:left w:type="dxa" w:w="120"/>
@@ -3327,7 +3327,7 @@
               <w:bottom w:val="single" w:color="DDDDDD" w:sz="1"/>
               <w:right w:val="single" w:color="DDDDDD" w:sz="1"/>
             </w:tcBorders>
-            <w:shd w:fill="FFFFFF" w:val="clear"/>
+            <w:shd w:fill="F0F0F5" w:val="clear"/>
             <w:tcMar>
               <w:top w:type="dxa" w:w="80"/>
               <w:left w:type="dxa" w:w="120"/>
@@ -3356,7 +3356,7 @@
               <w:bottom w:val="single" w:color="DDDDDD" w:sz="1"/>
               <w:right w:val="single" w:color="DDDDDD" w:sz="1"/>
             </w:tcBorders>
-            <w:shd w:fill="FFFFFF" w:val="clear"/>
+            <w:shd w:fill="F0F0F5" w:val="clear"/>
             <w:tcMar>
               <w:top w:type="dxa" w:w="80"/>
               <w:left w:type="dxa" w:w="120"/>
@@ -3385,7 +3385,7 @@
               <w:bottom w:val="single" w:color="DDDDDD" w:sz="1"/>
               <w:right w:val="single" w:color="DDDDDD" w:sz="1"/>
             </w:tcBorders>
-            <w:shd w:fill="FFFFFF" w:val="clear"/>
+            <w:shd w:fill="F0F0F5" w:val="clear"/>
             <w:tcMar>
               <w:top w:type="dxa" w:w="80"/>
               <w:left w:type="dxa" w:w="120"/>
@@ -3414,7 +3414,7 @@
               <w:bottom w:val="single" w:color="DDDDDD" w:sz="1"/>
               <w:right w:val="single" w:color="DDDDDD" w:sz="1"/>
             </w:tcBorders>
-            <w:shd w:fill="FFFFFF" w:val="clear"/>
+            <w:shd w:fill="F0F0F5" w:val="clear"/>
             <w:tcMar>
               <w:top w:type="dxa" w:w="80"/>
               <w:left w:type="dxa" w:w="120"/>
@@ -3563,7 +3563,7 @@
               <w:bottom w:val="single" w:color="DDDDDD" w:sz="1"/>
               <w:right w:val="single" w:color="DDDDDD" w:sz="1"/>
             </w:tcBorders>
-            <w:shd w:fill="FFFFFF" w:val="clear"/>
+            <w:shd w:fill="F0F0F5" w:val="clear"/>
             <w:tcMar>
               <w:top w:type="dxa" w:w="80"/>
               <w:left w:type="dxa" w:w="120"/>
@@ -3592,7 +3592,7 @@
               <w:bottom w:val="single" w:color="DDDDDD" w:sz="1"/>
               <w:right w:val="single" w:color="DDDDDD" w:sz="1"/>
             </w:tcBorders>
-            <w:shd w:fill="FFFFFF" w:val="clear"/>
+            <w:shd w:fill="F0F0F5" w:val="clear"/>
             <w:tcMar>
               <w:top w:type="dxa" w:w="80"/>
               <w:left w:type="dxa" w:w="120"/>
@@ -3621,7 +3621,7 @@
               <w:bottom w:val="single" w:color="DDDDDD" w:sz="1"/>
               <w:right w:val="single" w:color="DDDDDD" w:sz="1"/>
             </w:tcBorders>
-            <w:shd w:fill="FFFFFF" w:val="clear"/>
+            <w:shd w:fill="F0F0F5" w:val="clear"/>
             <w:tcMar>
               <w:top w:type="dxa" w:w="80"/>
               <w:left w:type="dxa" w:w="120"/>
@@ -3650,7 +3650,7 @@
               <w:bottom w:val="single" w:color="DDDDDD" w:sz="1"/>
               <w:right w:val="single" w:color="DDDDDD" w:sz="1"/>
             </w:tcBorders>
-            <w:shd w:fill="FFFFFF" w:val="clear"/>
+            <w:shd w:fill="F0F0F5" w:val="clear"/>
             <w:tcMar>
               <w:top w:type="dxa" w:w="80"/>
               <w:left w:type="dxa" w:w="120"/>
@@ -4255,7 +4255,7 @@
               <w:bottom w:val="single" w:color="DDDDDD" w:sz="1"/>
               <w:right w:val="single" w:color="DDDDDD" w:sz="1"/>
             </w:tcBorders>
-            <w:shd w:fill="FFFFFF" w:val="clear"/>
+            <w:shd w:fill="F0F0F5" w:val="clear"/>
             <w:tcMar>
               <w:top w:type="dxa" w:w="80"/>
               <w:left w:type="dxa" w:w="120"/>
@@ -4284,7 +4284,7 @@
               <w:bottom w:val="single" w:color="DDDDDD" w:sz="1"/>
               <w:right w:val="single" w:color="DDDDDD" w:sz="1"/>
             </w:tcBorders>
-            <w:shd w:fill="FFFFFF" w:val="clear"/>
+            <w:shd w:fill="F0F0F5" w:val="clear"/>
             <w:tcMar>
               <w:top w:type="dxa" w:w="80"/>
               <w:left w:type="dxa" w:w="120"/>
@@ -4313,7 +4313,7 @@
               <w:bottom w:val="single" w:color="DDDDDD" w:sz="1"/>
               <w:right w:val="single" w:color="DDDDDD" w:sz="1"/>
             </w:tcBorders>
-            <w:shd w:fill="FFFFFF" w:val="clear"/>
+            <w:shd w:fill="F0F0F5" w:val="clear"/>
             <w:tcMar>
               <w:top w:type="dxa" w:w="80"/>
               <w:left w:type="dxa" w:w="120"/>
@@ -4342,7 +4342,7 @@
               <w:bottom w:val="single" w:color="DDDDDD" w:sz="1"/>
               <w:right w:val="single" w:color="DDDDDD" w:sz="1"/>
             </w:tcBorders>
-            <w:shd w:fill="FFFFFF" w:val="clear"/>
+            <w:shd w:fill="F0F0F5" w:val="clear"/>
             <w:tcMar>
               <w:top w:type="dxa" w:w="80"/>
               <w:left w:type="dxa" w:w="120"/>
@@ -4491,7 +4491,7 @@
               <w:bottom w:val="single" w:color="DDDDDD" w:sz="1"/>
               <w:right w:val="single" w:color="DDDDDD" w:sz="1"/>
             </w:tcBorders>
-            <w:shd w:fill="FFFFFF" w:val="clear"/>
+            <w:shd w:fill="F0F0F5" w:val="clear"/>
             <w:tcMar>
               <w:top w:type="dxa" w:w="80"/>
               <w:left w:type="dxa" w:w="120"/>
@@ -4520,7 +4520,7 @@
               <w:bottom w:val="single" w:color="DDDDDD" w:sz="1"/>
               <w:right w:val="single" w:color="DDDDDD" w:sz="1"/>
             </w:tcBorders>
-            <w:shd w:fill="FFFFFF" w:val="clear"/>
+            <w:shd w:fill="F0F0F5" w:val="clear"/>
             <w:tcMar>
               <w:top w:type="dxa" w:w="80"/>
               <w:left w:type="dxa" w:w="120"/>
@@ -4549,7 +4549,7 @@
               <w:bottom w:val="single" w:color="DDDDDD" w:sz="1"/>
               <w:right w:val="single" w:color="DDDDDD" w:sz="1"/>
             </w:tcBorders>
-            <w:shd w:fill="FFFFFF" w:val="clear"/>
+            <w:shd w:fill="F0F0F5" w:val="clear"/>
             <w:tcMar>
               <w:top w:type="dxa" w:w="80"/>
               <w:left w:type="dxa" w:w="120"/>
@@ -4578,7 +4578,7 @@
               <w:bottom w:val="single" w:color="DDDDDD" w:sz="1"/>
               <w:right w:val="single" w:color="DDDDDD" w:sz="1"/>
             </w:tcBorders>
-            <w:shd w:fill="FFFFFF" w:val="clear"/>
+            <w:shd w:fill="F0F0F5" w:val="clear"/>
             <w:tcMar>
               <w:top w:type="dxa" w:w="80"/>
               <w:left w:type="dxa" w:w="120"/>
@@ -5169,7 +5169,7 @@
               <w:bottom w:val="single" w:color="DDDDDD" w:sz="1"/>
               <w:right w:val="single" w:color="DDDDDD" w:sz="1"/>
             </w:tcBorders>
-            <w:shd w:fill="FFFFFF" w:val="clear"/>
+            <w:shd w:fill="F0F0F5" w:val="clear"/>
             <w:tcMar>
               <w:top w:type="dxa" w:w="80"/>
               <w:left w:type="dxa" w:w="120"/>
@@ -5198,7 +5198,7 @@
               <w:bottom w:val="single" w:color="DDDDDD" w:sz="1"/>
               <w:right w:val="single" w:color="DDDDDD" w:sz="1"/>
             </w:tcBorders>
-            <w:shd w:fill="FFFFFF" w:val="clear"/>
+            <w:shd w:fill="F0F0F5" w:val="clear"/>
             <w:tcMar>
               <w:top w:type="dxa" w:w="80"/>
               <w:left w:type="dxa" w:w="120"/>
@@ -5227,7 +5227,7 @@
               <w:bottom w:val="single" w:color="DDDDDD" w:sz="1"/>
               <w:right w:val="single" w:color="DDDDDD" w:sz="1"/>
             </w:tcBorders>
-            <w:shd w:fill="FFFFFF" w:val="clear"/>
+            <w:shd w:fill="F0F0F5" w:val="clear"/>
             <w:tcMar>
               <w:top w:type="dxa" w:w="80"/>
               <w:left w:type="dxa" w:w="120"/>
@@ -5347,7 +5347,7 @@
               <w:bottom w:val="single" w:color="DDDDDD" w:sz="1"/>
               <w:right w:val="single" w:color="DDDDDD" w:sz="1"/>
             </w:tcBorders>
-            <w:shd w:fill="FFFFFF" w:val="clear"/>
+            <w:shd w:fill="F0F0F5" w:val="clear"/>
             <w:tcMar>
               <w:top w:type="dxa" w:w="80"/>
               <w:left w:type="dxa" w:w="120"/>
@@ -5376,7 +5376,7 @@
               <w:bottom w:val="single" w:color="DDDDDD" w:sz="1"/>
               <w:right w:val="single" w:color="DDDDDD" w:sz="1"/>
             </w:tcBorders>
-            <w:shd w:fill="FFFFFF" w:val="clear"/>
+            <w:shd w:fill="F0F0F5" w:val="clear"/>
             <w:tcMar>
               <w:top w:type="dxa" w:w="80"/>
               <w:left w:type="dxa" w:w="120"/>
@@ -5405,7 +5405,7 @@
               <w:bottom w:val="single" w:color="DDDDDD" w:sz="1"/>
               <w:right w:val="single" w:color="DDDDDD" w:sz="1"/>
             </w:tcBorders>
-            <w:shd w:fill="FFFFFF" w:val="clear"/>
+            <w:shd w:fill="F0F0F5" w:val="clear"/>
             <w:tcMar>
               <w:top w:type="dxa" w:w="80"/>
               <w:left w:type="dxa" w:w="120"/>
@@ -5525,7 +5525,7 @@
               <w:bottom w:val="single" w:color="DDDDDD" w:sz="1"/>
               <w:right w:val="single" w:color="DDDDDD" w:sz="1"/>
             </w:tcBorders>
-            <w:shd w:fill="FFFFFF" w:val="clear"/>
+            <w:shd w:fill="F0F0F5" w:val="clear"/>
             <w:tcMar>
               <w:top w:type="dxa" w:w="80"/>
               <w:left w:type="dxa" w:w="120"/>
@@ -5554,7 +5554,7 @@
               <w:bottom w:val="single" w:color="DDDDDD" w:sz="1"/>
               <w:right w:val="single" w:color="DDDDDD" w:sz="1"/>
             </w:tcBorders>
-            <w:shd w:fill="FFFFFF" w:val="clear"/>
+            <w:shd w:fill="F0F0F5" w:val="clear"/>
             <w:tcMar>
               <w:top w:type="dxa" w:w="80"/>
               <w:left w:type="dxa" w:w="120"/>
@@ -5583,7 +5583,7 @@
               <w:bottom w:val="single" w:color="DDDDDD" w:sz="1"/>
               <w:right w:val="single" w:color="DDDDDD" w:sz="1"/>
             </w:tcBorders>
-            <w:shd w:fill="FFFFFF" w:val="clear"/>
+            <w:shd w:fill="F0F0F5" w:val="clear"/>
             <w:tcMar>
               <w:top w:type="dxa" w:w="80"/>
               <w:left w:type="dxa" w:w="120"/>
@@ -6283,7 +6283,7 @@
               <w:bottom w:val="single" w:color="DDDDDD" w:sz="1"/>
               <w:right w:val="single" w:color="DDDDDD" w:sz="1"/>
             </w:tcBorders>
-            <w:shd w:fill="FFFFFF" w:val="clear"/>
+            <w:shd w:fill="F0F0F5" w:val="clear"/>
             <w:tcMar>
               <w:top w:type="dxa" w:w="80"/>
               <w:left w:type="dxa" w:w="120"/>
@@ -6312,7 +6312,7 @@
               <w:bottom w:val="single" w:color="DDDDDD" w:sz="1"/>
               <w:right w:val="single" w:color="DDDDDD" w:sz="1"/>
             </w:tcBorders>
-            <w:shd w:fill="FFFFFF" w:val="clear"/>
+            <w:shd w:fill="F0F0F5" w:val="clear"/>
             <w:tcMar>
               <w:top w:type="dxa" w:w="80"/>
               <w:left w:type="dxa" w:w="120"/>
@@ -6341,7 +6341,7 @@
               <w:bottom w:val="single" w:color="DDDDDD" w:sz="1"/>
               <w:right w:val="single" w:color="DDDDDD" w:sz="1"/>
             </w:tcBorders>
-            <w:shd w:fill="FFFFFF" w:val="clear"/>
+            <w:shd w:fill="F0F0F5" w:val="clear"/>
             <w:tcMar>
               <w:top w:type="dxa" w:w="80"/>
               <w:left w:type="dxa" w:w="120"/>
@@ -6370,7 +6370,7 @@
               <w:bottom w:val="single" w:color="DDDDDD" w:sz="1"/>
               <w:right w:val="single" w:color="DDDDDD" w:sz="1"/>
             </w:tcBorders>
-            <w:shd w:fill="FFFFFF" w:val="clear"/>
+            <w:shd w:fill="F0F0F5" w:val="clear"/>
             <w:tcMar>
               <w:top w:type="dxa" w:w="80"/>
               <w:left w:type="dxa" w:w="120"/>
@@ -6519,7 +6519,7 @@
               <w:bottom w:val="single" w:color="DDDDDD" w:sz="1"/>
               <w:right w:val="single" w:color="DDDDDD" w:sz="1"/>
             </w:tcBorders>
-            <w:shd w:fill="FFFFFF" w:val="clear"/>
+            <w:shd w:fill="F0F0F5" w:val="clear"/>
             <w:tcMar>
               <w:top w:type="dxa" w:w="80"/>
               <w:left w:type="dxa" w:w="120"/>
@@ -6548,7 +6548,7 @@
               <w:bottom w:val="single" w:color="DDDDDD" w:sz="1"/>
               <w:right w:val="single" w:color="DDDDDD" w:sz="1"/>
             </w:tcBorders>
-            <w:shd w:fill="FFFFFF" w:val="clear"/>
+            <w:shd w:fill="F0F0F5" w:val="clear"/>
             <w:tcMar>
               <w:top w:type="dxa" w:w="80"/>
               <w:left w:type="dxa" w:w="120"/>
@@ -6577,7 +6577,7 @@
               <w:bottom w:val="single" w:color="DDDDDD" w:sz="1"/>
               <w:right w:val="single" w:color="DDDDDD" w:sz="1"/>
             </w:tcBorders>
-            <w:shd w:fill="FFFFFF" w:val="clear"/>
+            <w:shd w:fill="F0F0F5" w:val="clear"/>
             <w:tcMar>
               <w:top w:type="dxa" w:w="80"/>
               <w:left w:type="dxa" w:w="120"/>
@@ -6606,7 +6606,7 @@
               <w:bottom w:val="single" w:color="DDDDDD" w:sz="1"/>
               <w:right w:val="single" w:color="DDDDDD" w:sz="1"/>
             </w:tcBorders>
-            <w:shd w:fill="FFFFFF" w:val="clear"/>
+            <w:shd w:fill="F0F0F5" w:val="clear"/>
             <w:tcMar>
               <w:top w:type="dxa" w:w="80"/>
               <w:left w:type="dxa" w:w="120"/>
@@ -7545,7 +7545,7 @@
               <w:bottom w:val="single" w:color="DDDDDD" w:sz="1"/>
               <w:right w:val="single" w:color="DDDDDD" w:sz="1"/>
             </w:tcBorders>
-            <w:shd w:fill="FFFFFF" w:val="clear"/>
+            <w:shd w:fill="F0F0F5" w:val="clear"/>
             <w:tcMar>
               <w:top w:type="dxa" w:w="80"/>
               <w:left w:type="dxa" w:w="120"/>
@@ -7574,7 +7574,7 @@
               <w:bottom w:val="single" w:color="DDDDDD" w:sz="1"/>
               <w:right w:val="single" w:color="DDDDDD" w:sz="1"/>
             </w:tcBorders>
-            <w:shd w:fill="FFFFFF" w:val="clear"/>
+            <w:shd w:fill="F0F0F5" w:val="clear"/>
             <w:tcMar>
               <w:top w:type="dxa" w:w="80"/>
               <w:left w:type="dxa" w:w="120"/>
@@ -7603,7 +7603,7 @@
               <w:bottom w:val="single" w:color="DDDDDD" w:sz="1"/>
               <w:right w:val="single" w:color="DDDDDD" w:sz="1"/>
             </w:tcBorders>
-            <w:shd w:fill="FFFFFF" w:val="clear"/>
+            <w:shd w:fill="F0F0F5" w:val="clear"/>
             <w:tcMar>
               <w:top w:type="dxa" w:w="80"/>
               <w:left w:type="dxa" w:w="120"/>
@@ -7723,7 +7723,7 @@
               <w:bottom w:val="single" w:color="DDDDDD" w:sz="1"/>
               <w:right w:val="single" w:color="DDDDDD" w:sz="1"/>
             </w:tcBorders>
-            <w:shd w:fill="FFFFFF" w:val="clear"/>
+            <w:shd w:fill="F0F0F5" w:val="clear"/>
             <w:tcMar>
               <w:top w:type="dxa" w:w="80"/>
               <w:left w:type="dxa" w:w="120"/>
@@ -7752,7 +7752,7 @@
               <w:bottom w:val="single" w:color="DDDDDD" w:sz="1"/>
               <w:right w:val="single" w:color="DDDDDD" w:sz="1"/>
             </w:tcBorders>
-            <w:shd w:fill="FFFFFF" w:val="clear"/>
+            <w:shd w:fill="F0F0F5" w:val="clear"/>
             <w:tcMar>
               <w:top w:type="dxa" w:w="80"/>
               <w:left w:type="dxa" w:w="120"/>
@@ -7781,7 +7781,7 @@
               <w:bottom w:val="single" w:color="DDDDDD" w:sz="1"/>
               <w:right w:val="single" w:color="DDDDDD" w:sz="1"/>
             </w:tcBorders>
-            <w:shd w:fill="FFFFFF" w:val="clear"/>
+            <w:shd w:fill="F0F0F5" w:val="clear"/>
             <w:tcMar>
               <w:top w:type="dxa" w:w="80"/>
               <w:left w:type="dxa" w:w="120"/>
@@ -7901,7 +7901,7 @@
               <w:bottom w:val="single" w:color="DDDDDD" w:sz="1"/>
               <w:right w:val="single" w:color="DDDDDD" w:sz="1"/>
             </w:tcBorders>
-            <w:shd w:fill="FFFFFF" w:val="clear"/>
+            <w:shd w:fill="F0F0F5" w:val="clear"/>
             <w:tcMar>
               <w:top w:type="dxa" w:w="80"/>
               <w:left w:type="dxa" w:w="120"/>
@@ -7930,7 +7930,7 @@
               <w:bottom w:val="single" w:color="DDDDDD" w:sz="1"/>
               <w:right w:val="single" w:color="DDDDDD" w:sz="1"/>
             </w:tcBorders>
-            <w:shd w:fill="FFFFFF" w:val="clear"/>
+            <w:shd w:fill="F0F0F5" w:val="clear"/>
             <w:tcMar>
               <w:top w:type="dxa" w:w="80"/>
               <w:left w:type="dxa" w:w="120"/>
@@ -7959,7 +7959,7 @@
               <w:bottom w:val="single" w:color="DDDDDD" w:sz="1"/>
               <w:right w:val="single" w:color="DDDDDD" w:sz="1"/>
             </w:tcBorders>
-            <w:shd w:fill="FFFFFF" w:val="clear"/>
+            <w:shd w:fill="F0F0F5" w:val="clear"/>
             <w:tcMar>
               <w:top w:type="dxa" w:w="80"/>
               <w:left w:type="dxa" w:w="120"/>
@@ -8079,7 +8079,7 @@
               <w:bottom w:val="single" w:color="DDDDDD" w:sz="1"/>
               <w:right w:val="single" w:color="DDDDDD" w:sz="1"/>
             </w:tcBorders>
-            <w:shd w:fill="FFFFFF" w:val="clear"/>
+            <w:shd w:fill="F0F0F5" w:val="clear"/>
             <w:tcMar>
               <w:top w:type="dxa" w:w="80"/>
               <w:left w:type="dxa" w:w="120"/>
@@ -8108,7 +8108,7 @@
               <w:bottom w:val="single" w:color="DDDDDD" w:sz="1"/>
               <w:right w:val="single" w:color="DDDDDD" w:sz="1"/>
             </w:tcBorders>
-            <w:shd w:fill="FFFFFF" w:val="clear"/>
+            <w:shd w:fill="F0F0F5" w:val="clear"/>
             <w:tcMar>
               <w:top w:type="dxa" w:w="80"/>
               <w:left w:type="dxa" w:w="120"/>
@@ -8137,7 +8137,7 @@
               <w:bottom w:val="single" w:color="DDDDDD" w:sz="1"/>
               <w:right w:val="single" w:color="DDDDDD" w:sz="1"/>
             </w:tcBorders>
-            <w:shd w:fill="FFFFFF" w:val="clear"/>
+            <w:shd w:fill="F0F0F5" w:val="clear"/>
             <w:tcMar>
               <w:top w:type="dxa" w:w="80"/>
               <w:left w:type="dxa" w:w="120"/>
@@ -8257,7 +8257,7 @@
               <w:bottom w:val="single" w:color="DDDDDD" w:sz="1"/>
               <w:right w:val="single" w:color="DDDDDD" w:sz="1"/>
             </w:tcBorders>
-            <w:shd w:fill="FFFFFF" w:val="clear"/>
+            <w:shd w:fill="F0F0F5" w:val="clear"/>
             <w:tcMar>
               <w:top w:type="dxa" w:w="80"/>
               <w:left w:type="dxa" w:w="120"/>
@@ -8286,7 +8286,7 @@
               <w:bottom w:val="single" w:color="DDDDDD" w:sz="1"/>
               <w:right w:val="single" w:color="DDDDDD" w:sz="1"/>
             </w:tcBorders>
-            <w:shd w:fill="FFFFFF" w:val="clear"/>
+            <w:shd w:fill="F0F0F5" w:val="clear"/>
             <w:tcMar>
               <w:top w:type="dxa" w:w="80"/>
               <w:left w:type="dxa" w:w="120"/>
@@ -8315,7 +8315,7 @@
               <w:bottom w:val="single" w:color="DDDDDD" w:sz="1"/>
               <w:right w:val="single" w:color="DDDDDD" w:sz="1"/>
             </w:tcBorders>
-            <w:shd w:fill="FFFFFF" w:val="clear"/>
+            <w:shd w:fill="F0F0F5" w:val="clear"/>
             <w:tcMar>
               <w:top w:type="dxa" w:w="80"/>
               <w:left w:type="dxa" w:w="120"/>
@@ -9511,7 +9511,7 @@
               <w:bottom w:val="single" w:color="DDDDDD" w:sz="1"/>
               <w:right w:val="single" w:color="DDDDDD" w:sz="1"/>
             </w:tcBorders>
-            <w:shd w:fill="FFFFFF" w:val="clear"/>
+            <w:shd w:fill="F0F0F5" w:val="clear"/>
             <w:tcMar>
               <w:top w:type="dxa" w:w="80"/>
               <w:left w:type="dxa" w:w="120"/>
@@ -9540,7 +9540,7 @@
               <w:bottom w:val="single" w:color="DDDDDD" w:sz="1"/>
               <w:right w:val="single" w:color="DDDDDD" w:sz="1"/>
             </w:tcBorders>
-            <w:shd w:fill="FFFFFF" w:val="clear"/>
+            <w:shd w:fill="F0F0F5" w:val="clear"/>
             <w:tcMar>
               <w:top w:type="dxa" w:w="80"/>
               <w:left w:type="dxa" w:w="120"/>
@@ -9569,7 +9569,7 @@
               <w:bottom w:val="single" w:color="DDDDDD" w:sz="1"/>
               <w:right w:val="single" w:color="DDDDDD" w:sz="1"/>
             </w:tcBorders>
-            <w:shd w:fill="FFFFFF" w:val="clear"/>
+            <w:shd w:fill="F0F0F5" w:val="clear"/>
             <w:tcMar>
               <w:top w:type="dxa" w:w="80"/>
               <w:left w:type="dxa" w:w="120"/>
@@ -9598,7 +9598,7 @@
               <w:bottom w:val="single" w:color="DDDDDD" w:sz="1"/>
               <w:right w:val="single" w:color="DDDDDD" w:sz="1"/>
             </w:tcBorders>
-            <w:shd w:fill="FFFFFF" w:val="clear"/>
+            <w:shd w:fill="F0F0F5" w:val="clear"/>
             <w:tcMar>
               <w:top w:type="dxa" w:w="80"/>
               <w:left w:type="dxa" w:w="120"/>
@@ -9747,7 +9747,7 @@
               <w:bottom w:val="single" w:color="DDDDDD" w:sz="1"/>
               <w:right w:val="single" w:color="DDDDDD" w:sz="1"/>
             </w:tcBorders>
-            <w:shd w:fill="FFFFFF" w:val="clear"/>
+            <w:shd w:fill="F0F0F5" w:val="clear"/>
             <w:tcMar>
               <w:top w:type="dxa" w:w="80"/>
               <w:left w:type="dxa" w:w="120"/>
@@ -9776,7 +9776,7 @@
               <w:bottom w:val="single" w:color="DDDDDD" w:sz="1"/>
               <w:right w:val="single" w:color="DDDDDD" w:sz="1"/>
             </w:tcBorders>
-            <w:shd w:fill="FFFFFF" w:val="clear"/>
+            <w:shd w:fill="F0F0F5" w:val="clear"/>
             <w:tcMar>
               <w:top w:type="dxa" w:w="80"/>
               <w:left w:type="dxa" w:w="120"/>
@@ -9805,7 +9805,7 @@
               <w:bottom w:val="single" w:color="DDDDDD" w:sz="1"/>
               <w:right w:val="single" w:color="DDDDDD" w:sz="1"/>
             </w:tcBorders>
-            <w:shd w:fill="FFFFFF" w:val="clear"/>
+            <w:shd w:fill="F0F0F5" w:val="clear"/>
             <w:tcMar>
               <w:top w:type="dxa" w:w="80"/>
               <w:left w:type="dxa" w:w="120"/>
@@ -9834,7 +9834,7 @@
               <w:bottom w:val="single" w:color="DDDDDD" w:sz="1"/>
               <w:right w:val="single" w:color="DDDDDD" w:sz="1"/>
             </w:tcBorders>
-            <w:shd w:fill="FFFFFF" w:val="clear"/>
+            <w:shd w:fill="F0F0F5" w:val="clear"/>
             <w:tcMar>
               <w:top w:type="dxa" w:w="80"/>
               <w:left w:type="dxa" w:w="120"/>
@@ -10555,7 +10555,7 @@
               <w:bottom w:val="single" w:color="DDDDDD" w:sz="1"/>
               <w:right w:val="single" w:color="DDDDDD" w:sz="1"/>
             </w:tcBorders>
-            <w:shd w:fill="FFFFFF" w:val="clear"/>
+            <w:shd w:fill="F0F0F5" w:val="clear"/>
             <w:tcMar>
               <w:top w:type="dxa" w:w="80"/>
               <w:left w:type="dxa" w:w="120"/>
@@ -10584,7 +10584,7 @@
               <w:bottom w:val="single" w:color="DDDDDD" w:sz="1"/>
               <w:right w:val="single" w:color="DDDDDD" w:sz="1"/>
             </w:tcBorders>
-            <w:shd w:fill="FFFFFF" w:val="clear"/>
+            <w:shd w:fill="F0F0F5" w:val="clear"/>
             <w:tcMar>
               <w:top w:type="dxa" w:w="80"/>
               <w:left w:type="dxa" w:w="120"/>
@@ -10613,7 +10613,7 @@
               <w:bottom w:val="single" w:color="DDDDDD" w:sz="1"/>
               <w:right w:val="single" w:color="DDDDDD" w:sz="1"/>
             </w:tcBorders>
-            <w:shd w:fill="FFFFFF" w:val="clear"/>
+            <w:shd w:fill="F0F0F5" w:val="clear"/>
             <w:tcMar>
               <w:top w:type="dxa" w:w="80"/>
               <w:left w:type="dxa" w:w="120"/>
@@ -10642,7 +10642,7 @@
               <w:bottom w:val="single" w:color="DDDDDD" w:sz="1"/>
               <w:right w:val="single" w:color="DDDDDD" w:sz="1"/>
             </w:tcBorders>
-            <w:shd w:fill="FFFFFF" w:val="clear"/>
+            <w:shd w:fill="F0F0F5" w:val="clear"/>
             <w:tcMar>
               <w:top w:type="dxa" w:w="80"/>
               <w:left w:type="dxa" w:w="120"/>
@@ -10791,7 +10791,7 @@
               <w:bottom w:val="single" w:color="DDDDDD" w:sz="1"/>
               <w:right w:val="single" w:color="DDDDDD" w:sz="1"/>
             </w:tcBorders>
-            <w:shd w:fill="FFFFFF" w:val="clear"/>
+            <w:shd w:fill="F0F0F5" w:val="clear"/>
             <w:tcMar>
               <w:top w:type="dxa" w:w="80"/>
               <w:left w:type="dxa" w:w="120"/>
@@ -10820,7 +10820,7 @@
               <w:bottom w:val="single" w:color="DDDDDD" w:sz="1"/>
               <w:right w:val="single" w:color="DDDDDD" w:sz="1"/>
             </w:tcBorders>
-            <w:shd w:fill="FFFFFF" w:val="clear"/>
+            <w:shd w:fill="F0F0F5" w:val="clear"/>
             <w:tcMar>
               <w:top w:type="dxa" w:w="80"/>
               <w:left w:type="dxa" w:w="120"/>
@@ -10849,7 +10849,7 @@
               <w:bottom w:val="single" w:color="DDDDDD" w:sz="1"/>
               <w:right w:val="single" w:color="DDDDDD" w:sz="1"/>
             </w:tcBorders>
-            <w:shd w:fill="FFFFFF" w:val="clear"/>
+            <w:shd w:fill="F0F0F5" w:val="clear"/>
             <w:tcMar>
               <w:top w:type="dxa" w:w="80"/>
               <w:left w:type="dxa" w:w="120"/>
@@ -10878,7 +10878,7 @@
               <w:bottom w:val="single" w:color="DDDDDD" w:sz="1"/>
               <w:right w:val="single" w:color="DDDDDD" w:sz="1"/>
             </w:tcBorders>
-            <w:shd w:fill="FFFFFF" w:val="clear"/>
+            <w:shd w:fill="F0F0F5" w:val="clear"/>
             <w:tcMar>
               <w:top w:type="dxa" w:w="80"/>
               <w:left w:type="dxa" w:w="120"/>
@@ -11027,7 +11027,7 @@
               <w:bottom w:val="single" w:color="DDDDDD" w:sz="1"/>
               <w:right w:val="single" w:color="DDDDDD" w:sz="1"/>
             </w:tcBorders>
-            <w:shd w:fill="FFFFFF" w:val="clear"/>
+            <w:shd w:fill="F0F0F5" w:val="clear"/>
             <w:tcMar>
               <w:top w:type="dxa" w:w="80"/>
               <w:left w:type="dxa" w:w="120"/>
@@ -11056,7 +11056,7 @@
               <w:bottom w:val="single" w:color="DDDDDD" w:sz="1"/>
               <w:right w:val="single" w:color="DDDDDD" w:sz="1"/>
             </w:tcBorders>
-            <w:shd w:fill="FFFFFF" w:val="clear"/>
+            <w:shd w:fill="F0F0F5" w:val="clear"/>
             <w:tcMar>
               <w:top w:type="dxa" w:w="80"/>
               <w:left w:type="dxa" w:w="120"/>
@@ -11085,7 +11085,7 @@
               <w:bottom w:val="single" w:color="DDDDDD" w:sz="1"/>
               <w:right w:val="single" w:color="DDDDDD" w:sz="1"/>
             </w:tcBorders>
-            <w:shd w:fill="FFFFFF" w:val="clear"/>
+            <w:shd w:fill="F0F0F5" w:val="clear"/>
             <w:tcMar>
               <w:top w:type="dxa" w:w="80"/>
               <w:left w:type="dxa" w:w="120"/>
@@ -11114,7 +11114,7 @@
               <w:bottom w:val="single" w:color="DDDDDD" w:sz="1"/>
               <w:right w:val="single" w:color="DDDDDD" w:sz="1"/>
             </w:tcBorders>
-            <w:shd w:fill="FFFFFF" w:val="clear"/>
+            <w:shd w:fill="F0F0F5" w:val="clear"/>
             <w:tcMar>
               <w:top w:type="dxa" w:w="80"/>
               <w:left w:type="dxa" w:w="120"/>
@@ -12672,7 +12672,7 @@
               <w:bottom w:val="single" w:color="DDDDDD" w:sz="1"/>
               <w:right w:val="single" w:color="DDDDDD" w:sz="1"/>
             </w:tcBorders>
-            <w:shd w:fill="FFFFFF" w:val="clear"/>
+            <w:shd w:fill="F0F0F5" w:val="clear"/>
             <w:tcMar>
               <w:top w:type="dxa" w:w="80"/>
               <w:left w:type="dxa" w:w="120"/>
@@ -12701,7 +12701,7 @@
               <w:bottom w:val="single" w:color="DDDDDD" w:sz="1"/>
               <w:right w:val="single" w:color="DDDDDD" w:sz="1"/>
             </w:tcBorders>
-            <w:shd w:fill="FFFFFF" w:val="clear"/>
+            <w:shd w:fill="F0F0F5" w:val="clear"/>
             <w:tcMar>
               <w:top w:type="dxa" w:w="80"/>
               <w:left w:type="dxa" w:w="120"/>
@@ -12730,7 +12730,7 @@
               <w:bottom w:val="single" w:color="DDDDDD" w:sz="1"/>
               <w:right w:val="single" w:color="DDDDDD" w:sz="1"/>
             </w:tcBorders>
-            <w:shd w:fill="FFFFFF" w:val="clear"/>
+            <w:shd w:fill="F0F0F5" w:val="clear"/>
             <w:tcMar>
               <w:top w:type="dxa" w:w="80"/>
               <w:left w:type="dxa" w:w="120"/>
@@ -12850,7 +12850,7 @@
               <w:bottom w:val="single" w:color="DDDDDD" w:sz="1"/>
               <w:right w:val="single" w:color="DDDDDD" w:sz="1"/>
             </w:tcBorders>
-            <w:shd w:fill="FFFFFF" w:val="clear"/>
+            <w:shd w:fill="F0F0F5" w:val="clear"/>
             <w:tcMar>
               <w:top w:type="dxa" w:w="80"/>
               <w:left w:type="dxa" w:w="120"/>
@@ -12879,7 +12879,7 @@
               <w:bottom w:val="single" w:color="DDDDDD" w:sz="1"/>
               <w:right w:val="single" w:color="DDDDDD" w:sz="1"/>
             </w:tcBorders>
-            <w:shd w:fill="FFFFFF" w:val="clear"/>
+            <w:shd w:fill="F0F0F5" w:val="clear"/>
             <w:tcMar>
               <w:top w:type="dxa" w:w="80"/>
               <w:left w:type="dxa" w:w="120"/>
@@ -12908,7 +12908,7 @@
               <w:bottom w:val="single" w:color="DDDDDD" w:sz="1"/>
               <w:right w:val="single" w:color="DDDDDD" w:sz="1"/>
             </w:tcBorders>
-            <w:shd w:fill="FFFFFF" w:val="clear"/>
+            <w:shd w:fill="F0F0F5" w:val="clear"/>
             <w:tcMar>
               <w:top w:type="dxa" w:w="80"/>
               <w:left w:type="dxa" w:w="120"/>
@@ -13028,7 +13028,7 @@
               <w:bottom w:val="single" w:color="DDDDDD" w:sz="1"/>
               <w:right w:val="single" w:color="DDDDDD" w:sz="1"/>
             </w:tcBorders>
-            <w:shd w:fill="FFFFFF" w:val="clear"/>
+            <w:shd w:fill="F0F0F5" w:val="clear"/>
             <w:tcMar>
               <w:top w:type="dxa" w:w="80"/>
               <w:left w:type="dxa" w:w="120"/>
@@ -13057,7 +13057,7 @@
               <w:bottom w:val="single" w:color="DDDDDD" w:sz="1"/>
               <w:right w:val="single" w:color="DDDDDD" w:sz="1"/>
             </w:tcBorders>
-            <w:shd w:fill="FFFFFF" w:val="clear"/>
+            <w:shd w:fill="F0F0F5" w:val="clear"/>
             <w:tcMar>
               <w:top w:type="dxa" w:w="80"/>
               <w:left w:type="dxa" w:w="120"/>
@@ -13086,7 +13086,7 @@
               <w:bottom w:val="single" w:color="DDDDDD" w:sz="1"/>
               <w:right w:val="single" w:color="DDDDDD" w:sz="1"/>
             </w:tcBorders>
-            <w:shd w:fill="FFFFFF" w:val="clear"/>
+            <w:shd w:fill="F0F0F5" w:val="clear"/>
             <w:tcMar>
               <w:top w:type="dxa" w:w="80"/>
               <w:left w:type="dxa" w:w="120"/>
@@ -13381,7 +13381,7 @@
               <w:bottom w:val="single" w:color="DDDDDD" w:sz="1"/>
               <w:right w:val="single" w:color="DDDDDD" w:sz="1"/>
             </w:tcBorders>
-            <w:shd w:fill="FFFFFF" w:val="clear"/>
+            <w:shd w:fill="F0F0F5" w:val="clear"/>
             <w:tcMar>
               <w:top w:type="dxa" w:w="80"/>
               <w:left w:type="dxa" w:w="120"/>
@@ -13410,7 +13410,7 @@
               <w:bottom w:val="single" w:color="DDDDDD" w:sz="1"/>
               <w:right w:val="single" w:color="DDDDDD" w:sz="1"/>
             </w:tcBorders>
-            <w:shd w:fill="FFFFFF" w:val="clear"/>
+            <w:shd w:fill="F0F0F5" w:val="clear"/>
             <w:tcMar>
               <w:top w:type="dxa" w:w="80"/>
               <w:left w:type="dxa" w:w="120"/>
@@ -13439,7 +13439,7 @@
               <w:bottom w:val="single" w:color="DDDDDD" w:sz="1"/>
               <w:right w:val="single" w:color="DDDDDD" w:sz="1"/>
             </w:tcBorders>
-            <w:shd w:fill="FFFFFF" w:val="clear"/>
+            <w:shd w:fill="F0F0F5" w:val="clear"/>
             <w:tcMar>
               <w:top w:type="dxa" w:w="80"/>
               <w:left w:type="dxa" w:w="120"/>
@@ -13559,7 +13559,7 @@
               <w:bottom w:val="single" w:color="DDDDDD" w:sz="1"/>
               <w:right w:val="single" w:color="DDDDDD" w:sz="1"/>
             </w:tcBorders>
-            <w:shd w:fill="FFFFFF" w:val="clear"/>
+            <w:shd w:fill="F0F0F5" w:val="clear"/>
             <w:tcMar>
               <w:top w:type="dxa" w:w="80"/>
               <w:left w:type="dxa" w:w="120"/>
@@ -13588,7 +13588,7 @@
               <w:bottom w:val="single" w:color="DDDDDD" w:sz="1"/>
               <w:right w:val="single" w:color="DDDDDD" w:sz="1"/>
             </w:tcBorders>
-            <w:shd w:fill="FFFFFF" w:val="clear"/>
+            <w:shd w:fill="F0F0F5" w:val="clear"/>
             <w:tcMar>
               <w:top w:type="dxa" w:w="80"/>
               <w:left w:type="dxa" w:w="120"/>
@@ -13617,7 +13617,7 @@
               <w:bottom w:val="single" w:color="DDDDDD" w:sz="1"/>
               <w:right w:val="single" w:color="DDDDDD" w:sz="1"/>
             </w:tcBorders>
-            <w:shd w:fill="FFFFFF" w:val="clear"/>
+            <w:shd w:fill="F0F0F5" w:val="clear"/>
             <w:tcMar>
               <w:top w:type="dxa" w:w="80"/>
               <w:left w:type="dxa" w:w="120"/>
@@ -13964,7 +13964,7 @@
               <w:bottom w:val="single" w:color="DDDDDD" w:sz="1"/>
               <w:right w:val="single" w:color="DDDDDD" w:sz="1"/>
             </w:tcBorders>
-            <w:shd w:fill="FFFFFF" w:val="clear"/>
+            <w:shd w:fill="F0F0F5" w:val="clear"/>
             <w:tcMar>
               <w:top w:type="dxa" w:w="80"/>
               <w:left w:type="dxa" w:w="120"/>
@@ -13993,7 +13993,7 @@
               <w:bottom w:val="single" w:color="DDDDDD" w:sz="1"/>
               <w:right w:val="single" w:color="DDDDDD" w:sz="1"/>
             </w:tcBorders>
-            <w:shd w:fill="FFFFFF" w:val="clear"/>
+            <w:shd w:fill="F0F0F5" w:val="clear"/>
             <w:tcMar>
               <w:top w:type="dxa" w:w="80"/>
               <w:left w:type="dxa" w:w="120"/>
@@ -14022,7 +14022,7 @@
               <w:bottom w:val="single" w:color="DDDDDD" w:sz="1"/>
               <w:right w:val="single" w:color="DDDDDD" w:sz="1"/>
             </w:tcBorders>
-            <w:shd w:fill="FFFFFF" w:val="clear"/>
+            <w:shd w:fill="F0F0F5" w:val="clear"/>
             <w:tcMar>
               <w:top w:type="dxa" w:w="80"/>
               <w:left w:type="dxa" w:w="120"/>
@@ -14142,7 +14142,7 @@
               <w:bottom w:val="single" w:color="DDDDDD" w:sz="1"/>
               <w:right w:val="single" w:color="DDDDDD" w:sz="1"/>
             </w:tcBorders>
-            <w:shd w:fill="FFFFFF" w:val="clear"/>
+            <w:shd w:fill="F0F0F5" w:val="clear"/>
             <w:tcMar>
               <w:top w:type="dxa" w:w="80"/>
               <w:left w:type="dxa" w:w="120"/>
@@ -14171,7 +14171,7 @@
               <w:bottom w:val="single" w:color="DDDDDD" w:sz="1"/>
               <w:right w:val="single" w:color="DDDDDD" w:sz="1"/>
             </w:tcBorders>
-            <w:shd w:fill="FFFFFF" w:val="clear"/>
+            <w:shd w:fill="F0F0F5" w:val="clear"/>
             <w:tcMar>
               <w:top w:type="dxa" w:w="80"/>
               <w:left w:type="dxa" w:w="120"/>
@@ -14200,7 +14200,7 @@
               <w:bottom w:val="single" w:color="DDDDDD" w:sz="1"/>
               <w:right w:val="single" w:color="DDDDDD" w:sz="1"/>
             </w:tcBorders>
-            <w:shd w:fill="FFFFFF" w:val="clear"/>
+            <w:shd w:fill="F0F0F5" w:val="clear"/>
             <w:tcMar>
               <w:top w:type="dxa" w:w="80"/>
               <w:left w:type="dxa" w:w="120"/>
@@ -14320,7 +14320,7 @@
               <w:bottom w:val="single" w:color="DDDDDD" w:sz="1"/>
               <w:right w:val="single" w:color="DDDDDD" w:sz="1"/>
             </w:tcBorders>
-            <w:shd w:fill="FFFFFF" w:val="clear"/>
+            <w:shd w:fill="F0F0F5" w:val="clear"/>
             <w:tcMar>
               <w:top w:type="dxa" w:w="80"/>
               <w:left w:type="dxa" w:w="120"/>
@@ -14349,7 +14349,7 @@
               <w:bottom w:val="single" w:color="DDDDDD" w:sz="1"/>
               <w:right w:val="single" w:color="DDDDDD" w:sz="1"/>
             </w:tcBorders>
-            <w:shd w:fill="FFFFFF" w:val="clear"/>
+            <w:shd w:fill="F0F0F5" w:val="clear"/>
             <w:tcMar>
               <w:top w:type="dxa" w:w="80"/>
               <w:left w:type="dxa" w:w="120"/>
@@ -14378,7 +14378,7 @@
               <w:bottom w:val="single" w:color="DDDDDD" w:sz="1"/>
               <w:right w:val="single" w:color="DDDDDD" w:sz="1"/>
             </w:tcBorders>
-            <w:shd w:fill="FFFFFF" w:val="clear"/>
+            <w:shd w:fill="F0F0F5" w:val="clear"/>
             <w:tcMar>
               <w:top w:type="dxa" w:w="80"/>
               <w:left w:type="dxa" w:w="120"/>
@@ -14498,7 +14498,7 @@
               <w:bottom w:val="single" w:color="DDDDDD" w:sz="1"/>
               <w:right w:val="single" w:color="DDDDDD" w:sz="1"/>
             </w:tcBorders>
-            <w:shd w:fill="FFFFFF" w:val="clear"/>
+            <w:shd w:fill="F0F0F5" w:val="clear"/>
             <w:tcMar>
               <w:top w:type="dxa" w:w="80"/>
               <w:left w:type="dxa" w:w="120"/>
@@ -14527,7 +14527,7 @@
               <w:bottom w:val="single" w:color="DDDDDD" w:sz="1"/>
               <w:right w:val="single" w:color="DDDDDD" w:sz="1"/>
             </w:tcBorders>
-            <w:shd w:fill="FFFFFF" w:val="clear"/>
+            <w:shd w:fill="F0F0F5" w:val="clear"/>
             <w:tcMar>
               <w:top w:type="dxa" w:w="80"/>
               <w:left w:type="dxa" w:w="120"/>
@@ -14556,7 +14556,7 @@
               <w:bottom w:val="single" w:color="DDDDDD" w:sz="1"/>
               <w:right w:val="single" w:color="DDDDDD" w:sz="1"/>
             </w:tcBorders>
-            <w:shd w:fill="FFFFFF" w:val="clear"/>
+            <w:shd w:fill="F0F0F5" w:val="clear"/>
             <w:tcMar>
               <w:top w:type="dxa" w:w="80"/>
               <w:left w:type="dxa" w:w="120"/>
@@ -14676,7 +14676,7 @@
               <w:bottom w:val="single" w:color="DDDDDD" w:sz="1"/>
               <w:right w:val="single" w:color="DDDDDD" w:sz="1"/>
             </w:tcBorders>
-            <w:shd w:fill="FFFFFF" w:val="clear"/>
+            <w:shd w:fill="F0F0F5" w:val="clear"/>
             <w:tcMar>
               <w:top w:type="dxa" w:w="80"/>
               <w:left w:type="dxa" w:w="120"/>
@@ -14705,7 +14705,7 @@
               <w:bottom w:val="single" w:color="DDDDDD" w:sz="1"/>
               <w:right w:val="single" w:color="DDDDDD" w:sz="1"/>
             </w:tcBorders>
-            <w:shd w:fill="FFFFFF" w:val="clear"/>
+            <w:shd w:fill="F0F0F5" w:val="clear"/>
             <w:tcMar>
               <w:top w:type="dxa" w:w="80"/>
               <w:left w:type="dxa" w:w="120"/>
@@ -14734,7 +14734,7 @@
               <w:bottom w:val="single" w:color="DDDDDD" w:sz="1"/>
               <w:right w:val="single" w:color="DDDDDD" w:sz="1"/>
             </w:tcBorders>
-            <w:shd w:fill="FFFFFF" w:val="clear"/>
+            <w:shd w:fill="F0F0F5" w:val="clear"/>
             <w:tcMar>
               <w:top w:type="dxa" w:w="80"/>
               <w:left w:type="dxa" w:w="120"/>
@@ -15193,7 +15193,7 @@
               <w:bottom w:val="single" w:color="DDDDDD" w:sz="1"/>
               <w:right w:val="single" w:color="DDDDDD" w:sz="1"/>
             </w:tcBorders>
-            <w:shd w:fill="FFFFFF" w:val="clear"/>
+            <w:shd w:fill="F0F0F5" w:val="clear"/>
             <w:tcMar>
               <w:top w:type="dxa" w:w="80"/>
               <w:left w:type="dxa" w:w="120"/>
@@ -15222,7 +15222,7 @@
               <w:bottom w:val="single" w:color="DDDDDD" w:sz="1"/>
               <w:right w:val="single" w:color="DDDDDD" w:sz="1"/>
             </w:tcBorders>
-            <w:shd w:fill="FFFFFF" w:val="clear"/>
+            <w:shd w:fill="F0F0F5" w:val="clear"/>
             <w:tcMar>
               <w:top w:type="dxa" w:w="80"/>
               <w:left w:type="dxa" w:w="120"/>
@@ -15251,7 +15251,7 @@
               <w:bottom w:val="single" w:color="DDDDDD" w:sz="1"/>
               <w:right w:val="single" w:color="DDDDDD" w:sz="1"/>
             </w:tcBorders>
-            <w:shd w:fill="FFFFFF" w:val="clear"/>
+            <w:shd w:fill="F0F0F5" w:val="clear"/>
             <w:tcMar>
               <w:top w:type="dxa" w:w="80"/>
               <w:left w:type="dxa" w:w="120"/>
@@ -15280,7 +15280,7 @@
               <w:bottom w:val="single" w:color="DDDDDD" w:sz="1"/>
               <w:right w:val="single" w:color="DDDDDD" w:sz="1"/>
             </w:tcBorders>
-            <w:shd w:fill="FFFFFF" w:val="clear"/>
+            <w:shd w:fill="F0F0F5" w:val="clear"/>
             <w:tcMar>
               <w:top w:type="dxa" w:w="80"/>
               <w:left w:type="dxa" w:w="120"/>
@@ -15309,7 +15309,7 @@
               <w:bottom w:val="single" w:color="DDDDDD" w:sz="1"/>
               <w:right w:val="single" w:color="DDDDDD" w:sz="1"/>
             </w:tcBorders>
-            <w:shd w:fill="FFFFFF" w:val="clear"/>
+            <w:shd w:fill="F0F0F5" w:val="clear"/>
             <w:tcMar>
               <w:top w:type="dxa" w:w="80"/>
               <w:left w:type="dxa" w:w="120"/>
@@ -15338,7 +15338,7 @@
               <w:bottom w:val="single" w:color="DDDDDD" w:sz="1"/>
               <w:right w:val="single" w:color="DDDDDD" w:sz="1"/>
             </w:tcBorders>
-            <w:shd w:fill="FFFFFF" w:val="clear"/>
+            <w:shd w:fill="F0F0F5" w:val="clear"/>
             <w:tcMar>
               <w:top w:type="dxa" w:w="80"/>
               <w:left w:type="dxa" w:w="120"/>
@@ -15545,7 +15545,7 @@
               <w:bottom w:val="single" w:color="DDDDDD" w:sz="1"/>
               <w:right w:val="single" w:color="DDDDDD" w:sz="1"/>
             </w:tcBorders>
-            <w:shd w:fill="FFFFFF" w:val="clear"/>
+            <w:shd w:fill="F0F0F5" w:val="clear"/>
             <w:tcMar>
               <w:top w:type="dxa" w:w="80"/>
               <w:left w:type="dxa" w:w="120"/>
@@ -15574,7 +15574,7 @@
               <w:bottom w:val="single" w:color="DDDDDD" w:sz="1"/>
               <w:right w:val="single" w:color="DDDDDD" w:sz="1"/>
             </w:tcBorders>
-            <w:shd w:fill="FFFFFF" w:val="clear"/>
+            <w:shd w:fill="F0F0F5" w:val="clear"/>
             <w:tcMar>
               <w:top w:type="dxa" w:w="80"/>
               <w:left w:type="dxa" w:w="120"/>
@@ -15603,7 +15603,7 @@
               <w:bottom w:val="single" w:color="DDDDDD" w:sz="1"/>
               <w:right w:val="single" w:color="DDDDDD" w:sz="1"/>
             </w:tcBorders>
-            <w:shd w:fill="FFFFFF" w:val="clear"/>
+            <w:shd w:fill="F0F0F5" w:val="clear"/>
             <w:tcMar>
               <w:top w:type="dxa" w:w="80"/>
               <w:left w:type="dxa" w:w="120"/>
@@ -15632,7 +15632,7 @@
               <w:bottom w:val="single" w:color="DDDDDD" w:sz="1"/>
               <w:right w:val="single" w:color="DDDDDD" w:sz="1"/>
             </w:tcBorders>
-            <w:shd w:fill="FFFFFF" w:val="clear"/>
+            <w:shd w:fill="F0F0F5" w:val="clear"/>
             <w:tcMar>
               <w:top w:type="dxa" w:w="80"/>
               <w:left w:type="dxa" w:w="120"/>
@@ -15661,7 +15661,7 @@
               <w:bottom w:val="single" w:color="DDDDDD" w:sz="1"/>
               <w:right w:val="single" w:color="DDDDDD" w:sz="1"/>
             </w:tcBorders>
-            <w:shd w:fill="FFFFFF" w:val="clear"/>
+            <w:shd w:fill="F0F0F5" w:val="clear"/>
             <w:tcMar>
               <w:top w:type="dxa" w:w="80"/>
               <w:left w:type="dxa" w:w="120"/>
@@ -15690,7 +15690,7 @@
               <w:bottom w:val="single" w:color="DDDDDD" w:sz="1"/>
               <w:right w:val="single" w:color="DDDDDD" w:sz="1"/>
             </w:tcBorders>
-            <w:shd w:fill="FFFFFF" w:val="clear"/>
+            <w:shd w:fill="F0F0F5" w:val="clear"/>
             <w:tcMar>
               <w:top w:type="dxa" w:w="80"/>
               <w:left w:type="dxa" w:w="120"/>
@@ -15897,7 +15897,7 @@
               <w:bottom w:val="single" w:color="DDDDDD" w:sz="1"/>
               <w:right w:val="single" w:color="DDDDDD" w:sz="1"/>
             </w:tcBorders>
-            <w:shd w:fill="FFFFFF" w:val="clear"/>
+            <w:shd w:fill="F0F0F5" w:val="clear"/>
             <w:tcMar>
               <w:top w:type="dxa" w:w="80"/>
               <w:left w:type="dxa" w:w="120"/>
@@ -15926,7 +15926,7 @@
               <w:bottom w:val="single" w:color="DDDDDD" w:sz="1"/>
               <w:right w:val="single" w:color="DDDDDD" w:sz="1"/>
             </w:tcBorders>
-            <w:shd w:fill="FFFFFF" w:val="clear"/>
+            <w:shd w:fill="F0F0F5" w:val="clear"/>
             <w:tcMar>
               <w:top w:type="dxa" w:w="80"/>
               <w:left w:type="dxa" w:w="120"/>
@@ -15955,7 +15955,7 @@
               <w:bottom w:val="single" w:color="DDDDDD" w:sz="1"/>
               <w:right w:val="single" w:color="DDDDDD" w:sz="1"/>
             </w:tcBorders>
-            <w:shd w:fill="FFFFFF" w:val="clear"/>
+            <w:shd w:fill="F0F0F5" w:val="clear"/>
             <w:tcMar>
               <w:top w:type="dxa" w:w="80"/>
               <w:left w:type="dxa" w:w="120"/>
@@ -15984,7 +15984,7 @@
               <w:bottom w:val="single" w:color="DDDDDD" w:sz="1"/>
               <w:right w:val="single" w:color="DDDDDD" w:sz="1"/>
             </w:tcBorders>
-            <w:shd w:fill="FFFFFF" w:val="clear"/>
+            <w:shd w:fill="F0F0F5" w:val="clear"/>
             <w:tcMar>
               <w:top w:type="dxa" w:w="80"/>
               <w:left w:type="dxa" w:w="120"/>
@@ -16013,7 +16013,7 @@
               <w:bottom w:val="single" w:color="DDDDDD" w:sz="1"/>
               <w:right w:val="single" w:color="DDDDDD" w:sz="1"/>
             </w:tcBorders>
-            <w:shd w:fill="FFFFFF" w:val="clear"/>
+            <w:shd w:fill="F0F0F5" w:val="clear"/>
             <w:tcMar>
               <w:top w:type="dxa" w:w="80"/>
               <w:left w:type="dxa" w:w="120"/>
@@ -16042,7 +16042,7 @@
               <w:bottom w:val="single" w:color="DDDDDD" w:sz="1"/>
               <w:right w:val="single" w:color="DDDDDD" w:sz="1"/>
             </w:tcBorders>
-            <w:shd w:fill="FFFFFF" w:val="clear"/>
+            <w:shd w:fill="F0F0F5" w:val="clear"/>
             <w:tcMar>
               <w:top w:type="dxa" w:w="80"/>
               <w:left w:type="dxa" w:w="120"/>
@@ -16307,7 +16307,7 @@
               <w:bottom w:val="single" w:color="DDDDDD" w:sz="1"/>
               <w:right w:val="single" w:color="DDDDDD" w:sz="1"/>
             </w:tcBorders>
-            <w:shd w:fill="FFFFFF" w:val="clear"/>
+            <w:shd w:fill="F0F0F5" w:val="clear"/>
             <w:tcMar>
               <w:top w:type="dxa" w:w="80"/>
               <w:left w:type="dxa" w:w="120"/>
@@ -16336,7 +16336,7 @@
               <w:bottom w:val="single" w:color="DDDDDD" w:sz="1"/>
               <w:right w:val="single" w:color="DDDDDD" w:sz="1"/>
             </w:tcBorders>
-            <w:shd w:fill="FFFFFF" w:val="clear"/>
+            <w:shd w:fill="F0F0F5" w:val="clear"/>
             <w:tcMar>
               <w:top w:type="dxa" w:w="80"/>
               <w:left w:type="dxa" w:w="120"/>
@@ -16427,7 +16427,7 @@
               <w:bottom w:val="single" w:color="DDDDDD" w:sz="1"/>
               <w:right w:val="single" w:color="DDDDDD" w:sz="1"/>
             </w:tcBorders>
-            <w:shd w:fill="FFFFFF" w:val="clear"/>
+            <w:shd w:fill="F0F0F5" w:val="clear"/>
             <w:tcMar>
               <w:top w:type="dxa" w:w="80"/>
               <w:left w:type="dxa" w:w="120"/>
@@ -16456,7 +16456,7 @@
               <w:bottom w:val="single" w:color="DDDDDD" w:sz="1"/>
               <w:right w:val="single" w:color="DDDDDD" w:sz="1"/>
             </w:tcBorders>
-            <w:shd w:fill="FFFFFF" w:val="clear"/>
+            <w:shd w:fill="F0F0F5" w:val="clear"/>
             <w:tcMar>
               <w:top w:type="dxa" w:w="80"/>
               <w:left w:type="dxa" w:w="120"/>
@@ -16652,7 +16652,7 @@
               <w:bottom w:val="single" w:color="DDDDDD" w:sz="1"/>
               <w:right w:val="single" w:color="DDDDDD" w:sz="1"/>
             </w:tcBorders>
-            <w:shd w:fill="FFFFFF" w:val="clear"/>
+            <w:shd w:fill="F0F0F5" w:val="clear"/>
             <w:tcMar>
               <w:top w:type="dxa" w:w="80"/>
               <w:left w:type="dxa" w:w="120"/>
@@ -16681,7 +16681,7 @@
               <w:bottom w:val="single" w:color="DDDDDD" w:sz="1"/>
               <w:right w:val="single" w:color="DDDDDD" w:sz="1"/>
             </w:tcBorders>
-            <w:shd w:fill="FFFFFF" w:val="clear"/>
+            <w:shd w:fill="F0F0F5" w:val="clear"/>
             <w:tcMar>
               <w:top w:type="dxa" w:w="80"/>
               <w:left w:type="dxa" w:w="120"/>
@@ -18085,7 +18085,7 @@
               <w:bottom w:val="single" w:color="DDDDDD" w:sz="1"/>
               <w:right w:val="single" w:color="DDDDDD" w:sz="1"/>
             </w:tcBorders>
-            <w:shd w:fill="FFFFFF" w:val="clear"/>
+            <w:shd w:fill="F0F0F5" w:val="clear"/>
             <w:tcMar>
               <w:top w:type="dxa" w:w="80"/>
               <w:left w:type="dxa" w:w="120"/>
@@ -18114,7 +18114,7 @@
               <w:bottom w:val="single" w:color="DDDDDD" w:sz="1"/>
               <w:right w:val="single" w:color="DDDDDD" w:sz="1"/>
             </w:tcBorders>
-            <w:shd w:fill="FFFFFF" w:val="clear"/>
+            <w:shd w:fill="F0F0F5" w:val="clear"/>
             <w:tcMar>
               <w:top w:type="dxa" w:w="80"/>
               <w:left w:type="dxa" w:w="120"/>
@@ -18143,7 +18143,7 @@
               <w:bottom w:val="single" w:color="DDDDDD" w:sz="1"/>
               <w:right w:val="single" w:color="DDDDDD" w:sz="1"/>
             </w:tcBorders>
-            <w:shd w:fill="FFFFFF" w:val="clear"/>
+            <w:shd w:fill="F0F0F5" w:val="clear"/>
             <w:tcMar>
               <w:top w:type="dxa" w:w="80"/>
               <w:left w:type="dxa" w:w="120"/>
@@ -18172,7 +18172,7 @@
               <w:bottom w:val="single" w:color="DDDDDD" w:sz="1"/>
               <w:right w:val="single" w:color="DDDDDD" w:sz="1"/>
             </w:tcBorders>
-            <w:shd w:fill="FFFFFF" w:val="clear"/>
+            <w:shd w:fill="F0F0F5" w:val="clear"/>
             <w:tcMar>
               <w:top w:type="dxa" w:w="80"/>
               <w:left w:type="dxa" w:w="120"/>
@@ -18321,7 +18321,7 @@
               <w:bottom w:val="single" w:color="DDDDDD" w:sz="1"/>
               <w:right w:val="single" w:color="DDDDDD" w:sz="1"/>
             </w:tcBorders>
-            <w:shd w:fill="FFFFFF" w:val="clear"/>
+            <w:shd w:fill="F0F0F5" w:val="clear"/>
             <w:tcMar>
               <w:top w:type="dxa" w:w="80"/>
               <w:left w:type="dxa" w:w="120"/>
@@ -18350,7 +18350,7 @@
               <w:bottom w:val="single" w:color="DDDDDD" w:sz="1"/>
               <w:right w:val="single" w:color="DDDDDD" w:sz="1"/>
             </w:tcBorders>
-            <w:shd w:fill="FFFFFF" w:val="clear"/>
+            <w:shd w:fill="F0F0F5" w:val="clear"/>
             <w:tcMar>
               <w:top w:type="dxa" w:w="80"/>
               <w:left w:type="dxa" w:w="120"/>
@@ -18379,7 +18379,7 @@
               <w:bottom w:val="single" w:color="DDDDDD" w:sz="1"/>
               <w:right w:val="single" w:color="DDDDDD" w:sz="1"/>
             </w:tcBorders>
-            <w:shd w:fill="FFFFFF" w:val="clear"/>
+            <w:shd w:fill="F0F0F5" w:val="clear"/>
             <w:tcMar>
               <w:top w:type="dxa" w:w="80"/>
               <w:left w:type="dxa" w:w="120"/>
@@ -18408,7 +18408,7 @@
               <w:bottom w:val="single" w:color="DDDDDD" w:sz="1"/>
               <w:right w:val="single" w:color="DDDDDD" w:sz="1"/>
             </w:tcBorders>
-            <w:shd w:fill="FFFFFF" w:val="clear"/>
+            <w:shd w:fill="F0F0F5" w:val="clear"/>
             <w:tcMar>
               <w:top w:type="dxa" w:w="80"/>
               <w:left w:type="dxa" w:w="120"/>
@@ -18557,7 +18557,7 @@
               <w:bottom w:val="single" w:color="DDDDDD" w:sz="1"/>
               <w:right w:val="single" w:color="DDDDDD" w:sz="1"/>
             </w:tcBorders>
-            <w:shd w:fill="FFFFFF" w:val="clear"/>
+            <w:shd w:fill="F0F0F5" w:val="clear"/>
             <w:tcMar>
               <w:top w:type="dxa" w:w="80"/>
               <w:left w:type="dxa" w:w="120"/>
@@ -18586,7 +18586,7 @@
               <w:bottom w:val="single" w:color="DDDDDD" w:sz="1"/>
               <w:right w:val="single" w:color="DDDDDD" w:sz="1"/>
             </w:tcBorders>
-            <w:shd w:fill="FFFFFF" w:val="clear"/>
+            <w:shd w:fill="F0F0F5" w:val="clear"/>
             <w:tcMar>
               <w:top w:type="dxa" w:w="80"/>
               <w:left w:type="dxa" w:w="120"/>
@@ -18615,7 +18615,7 @@
               <w:bottom w:val="single" w:color="DDDDDD" w:sz="1"/>
               <w:right w:val="single" w:color="DDDDDD" w:sz="1"/>
             </w:tcBorders>
-            <w:shd w:fill="FFFFFF" w:val="clear"/>
+            <w:shd w:fill="F0F0F5" w:val="clear"/>
             <w:tcMar>
               <w:top w:type="dxa" w:w="80"/>
               <w:left w:type="dxa" w:w="120"/>
@@ -18644,7 +18644,7 @@
               <w:bottom w:val="single" w:color="DDDDDD" w:sz="1"/>
               <w:right w:val="single" w:color="DDDDDD" w:sz="1"/>
             </w:tcBorders>
-            <w:shd w:fill="FFFFFF" w:val="clear"/>
+            <w:shd w:fill="F0F0F5" w:val="clear"/>
             <w:tcMar>
               <w:top w:type="dxa" w:w="80"/>
               <w:left w:type="dxa" w:w="120"/>
@@ -18793,7 +18793,7 @@
               <w:bottom w:val="single" w:color="DDDDDD" w:sz="1"/>
               <w:right w:val="single" w:color="DDDDDD" w:sz="1"/>
             </w:tcBorders>
-            <w:shd w:fill="FFFFFF" w:val="clear"/>
+            <w:shd w:fill="F0F0F5" w:val="clear"/>
             <w:tcMar>
               <w:top w:type="dxa" w:w="80"/>
               <w:left w:type="dxa" w:w="120"/>
@@ -18822,7 +18822,7 @@
               <w:bottom w:val="single" w:color="DDDDDD" w:sz="1"/>
               <w:right w:val="single" w:color="DDDDDD" w:sz="1"/>
             </w:tcBorders>
-            <w:shd w:fill="FFFFFF" w:val="clear"/>
+            <w:shd w:fill="F0F0F5" w:val="clear"/>
             <w:tcMar>
               <w:top w:type="dxa" w:w="80"/>
               <w:left w:type="dxa" w:w="120"/>
@@ -18851,7 +18851,7 @@
               <w:bottom w:val="single" w:color="DDDDDD" w:sz="1"/>
               <w:right w:val="single" w:color="DDDDDD" w:sz="1"/>
             </w:tcBorders>
-            <w:shd w:fill="FFFFFF" w:val="clear"/>
+            <w:shd w:fill="F0F0F5" w:val="clear"/>
             <w:tcMar>
               <w:top w:type="dxa" w:w="80"/>
               <w:left w:type="dxa" w:w="120"/>
@@ -18880,7 +18880,7 @@
               <w:bottom w:val="single" w:color="DDDDDD" w:sz="1"/>
               <w:right w:val="single" w:color="DDDDDD" w:sz="1"/>
             </w:tcBorders>
-            <w:shd w:fill="FFFFFF" w:val="clear"/>
+            <w:shd w:fill="F0F0F5" w:val="clear"/>
             <w:tcMar>
               <w:top w:type="dxa" w:w="80"/>
               <w:left w:type="dxa" w:w="120"/>

--- a/brand/docs/Synthia_Whitepaper.docx
+++ b/brand/docs/Synthia_Whitepaper.docx
@@ -117,7 +117,7 @@
           <w:sz w:val="20"/>
           <w:szCs w:val="20"/>
         </w:rPr>
-        <w:t xml:space="preserve">Version 3.0  |  March 2026</w:t>
+        <w:t xml:space="preserve">Version 3.1  |  March 2026</w:t>
       </w:r>
     </w:p>
     <w:p>
@@ -254,7 +254,7 @@
           <w:sz w:val="20"/>
           <w:szCs w:val="20"/>
         </w:rPr>
-        <w:t xml:space="preserve">A multi-model AI pipeline generates all content: fine-tuned Stable Diffusion with LoRA training and IP-Adapter for consistent persona appearance across hundreds of images; uncensored open-source models for adult content generation; Stable Video Diffusion and talking-head models for video; XTTS/ElevenLabs for unique per-persona voices; and LLM-powered conversational AI (Claude/GPT) for in-character DM interactions with per-subscriber memory. Automated scheduling, posting, and content management handle the operational layer. A 4-tier moderation stack ensures all content meets platform policies and legal requirements.</w:t>
+        <w:t xml:space="preserve">A multi-model AI pipeline generates all content: fine-tuned Stable Diffusion with LoRA training and IP-Adapter for consistent persona appearance across hundreds of images; uncensored open-source models for adult content generation; Wan 2.2 (open-source diffusion transformer) with NSFW fine-tunes for image-to-video and text-to-video, extended to arbitrary length via SVI 2.0 Pro; XTTS/ElevenLabs for unique per-persona voices; and LLM-powered conversational AI (Claude/GPT) for in-character DM interactions with per-subscriber memory. Automated scheduling, posting, and content management handle the operational layer. A 4-tier moderation stack ensures all content meets platform policies and legal requirements.</w:t>
       </w:r>
     </w:p>
     <w:p>
@@ -3976,7 +3976,7 @@
           <w:sz w:val="22"/>
           <w:szCs w:val="22"/>
         </w:rPr>
-        <w:t xml:space="preserve">AI video is the fastest-evolving frontier. Our strategy is to start with established techniques and integrate newer models as they mature:</w:t>
+        <w:t xml:space="preserve">AI video generation has matured rapidly. Open-source diffusion transformer models now produce cinematic-quality video from a single image, and community NSFW fine-tunes make this viable for adult content from day one. Our pipeline centres on the Wan 2.2 family (open-source, self-hosted, no content filters) running inside ComfyUI—the same orchestration layer used for our image pipeline:</w:t>
       </w:r>
     </w:p>
     <w:tbl>
@@ -4182,7 +4182,7 @@
                 <w:sz w:val="20"/>
                 <w:szCs w:val="20"/>
               </w:rPr>
-              <w:t xml:space="preserve">Stable Video Diffusion / Runway Gen-3</w:t>
+              <w:t xml:space="preserve">Wan 2.2 Remix NSFW (I2V)</w:t>
             </w:r>
           </w:p>
         </w:tc>
@@ -4240,7 +4240,7 @@
                 <w:sz w:val="20"/>
                 <w:szCs w:val="20"/>
               </w:rPr>
-              <w:t xml:space="preserve">Short clips from hero images</w:t>
+              <w:t xml:space="preserve">5–15s clips from LoRA hero images; SFW + NSFW</w:t>
             </w:r>
           </w:p>
         </w:tc>
@@ -4271,7 +4271,7 @@
                 <w:sz w:val="20"/>
                 <w:szCs w:val="20"/>
               </w:rPr>
-              <w:t xml:space="preserve">Talking Head</w:t>
+              <w:t xml:space="preserve">Long-Form Extension</w:t>
             </w:r>
           </w:p>
         </w:tc>
@@ -4300,7 +4300,7 @@
                 <w:sz w:val="20"/>
                 <w:szCs w:val="20"/>
               </w:rPr>
-              <w:t xml:space="preserve">SadTalker / LivePortrait</w:t>
+              <w:t xml:space="preserve">SVI 2.0 Pro (Stable Video Infinity)</w:t>
             </w:r>
           </w:p>
         </w:tc>
@@ -4329,7 +4329,7 @@
                 <w:sz w:val="20"/>
                 <w:szCs w:val="20"/>
               </w:rPr>
-              <w:t xml:space="preserve">Medium-High</w:t>
+              <w:t xml:space="preserve">High</w:t>
             </w:r>
           </w:p>
         </w:tc>
@@ -4358,7 +4358,7 @@
                 <w:sz w:val="20"/>
                 <w:szCs w:val="20"/>
               </w:rPr>
-              <w:t xml:space="preserve">Audio messages with lip sync</w:t>
+              <w:t xml:space="preserve">30s–60s+ clips via error-recycled frame chaining; infinite length</w:t>
             </w:r>
           </w:p>
         </w:tc>
@@ -4389,7 +4389,7 @@
                 <w:sz w:val="20"/>
                 <w:szCs w:val="20"/>
               </w:rPr>
-              <w:t xml:space="preserve">Full Video Gen</w:t>
+              <w:t xml:space="preserve">Text-to-Video</w:t>
             </w:r>
           </w:p>
         </w:tc>
@@ -4418,7 +4418,7 @@
                 <w:sz w:val="20"/>
                 <w:szCs w:val="20"/>
               </w:rPr>
-              <w:t xml:space="preserve">Kling / Sora (when available)</w:t>
+              <w:t xml:space="preserve">Wan 2.2 Remix NSFW (T2V) / HunyuanVideo</w:t>
             </w:r>
           </w:p>
         </w:tc>
@@ -4476,7 +4476,7 @@
                 <w:sz w:val="20"/>
                 <w:szCs w:val="20"/>
               </w:rPr>
-              <w:t xml:space="preserve">Longer narrative content</w:t>
+              <w:t xml:space="preserve">Text-prompted scene generation; narrative content</w:t>
             </w:r>
           </w:p>
         </w:tc>
@@ -4617,7 +4617,7 @@
           <w:sz w:val="22"/>
           <w:szCs w:val="22"/>
         </w:rPr>
-        <w:t xml:space="preserve">Video content will initially be shorter-form (5–30 seconds) focusing on greetings, reactions, and lifestyle moments, scaling to longer content as generation quality improves.</w:t>
+        <w:t xml:space="preserve">The core workflow is: generate a hero image via the LoRA + IP-Adapter pipeline → feed it into Wan 2.2 Remix I2V for a 5–15 second clip → optionally extend via SVI 2.0 Pro for 30–60+ second videos. All models run in ComfyUI on the same self-hosted GPU infrastructure used for image generation. Wan 2.2’s 5B model runs on 24GB VRAM (RTX 4090); the 14B model requires 48–80GB (A100). FP8 quantised variants enable 720p on 24GB hardware for MVP use. Video content at launch will range from 5–30 seconds (lifestyle clips, greetings, teases) scaling to 60+ seconds as SVI 2.0 Pro workflows mature.</w:t>
       </w:r>
     </w:p>
     <w:p>
@@ -6662,7 +6662,7 @@
           <w:sz w:val="22"/>
           <w:szCs w:val="22"/>
         </w:rPr>
-        <w:t xml:space="preserve">NSFW video is the most technically challenging and emerging area. Our phased approach:</w:t>
+        <w:t xml:space="preserve">NSFW video is now technically viable at launch quality thanks to the Wan 2.2 Remix NSFW fine-tune, which is purpose-built for uncensored image-to-video generation and runs entirely self-hosted with no content restrictions. This eliminates the need for the phased pseudo-video approach originally planned. Our updated approach:</w:t>
       </w:r>
     </w:p>
     <w:p>
@@ -6679,7 +6679,7 @@
           <w:sz w:val="24"/>
           <w:szCs w:val="24"/>
         </w:rPr>
-        <w:t xml:space="preserve">Phase 1 (Launch): Pseudo-Video</w:t>
+        <w:t xml:space="preserve">Phase 1 (Launch): Wan 2.2 NSFW Image-to-Video</w:t>
       </w:r>
     </w:p>
     <w:p>
@@ -6700,16 +6700,16 @@
           <w:sz w:val="22"/>
           <w:szCs w:val="22"/>
         </w:rPr>
-        <w:t xml:space="preserve">Animated Slideshows: </w:t>
-      </w:r>
-      <w:r>
-        <w:rPr>
-          <w:rFonts w:ascii="Arial" w:cs="Arial" w:eastAsia="Arial" w:hAnsi="Arial"/>
-          <w:color w:val="333333"/>
-          <w:sz w:val="22"/>
-          <w:szCs w:val="22"/>
-        </w:rPr>
-        <w:t xml:space="preserve">High-quality image sets with smooth transitions, panning, and subtle zoom effects. Low technical complexity, high visual appeal.</w:t>
+        <w:t xml:space="preserve">Wan 2.2 Remix NSFW I2V: </w:t>
+      </w:r>
+      <w:r>
+        <w:rPr>
+          <w:rFonts w:ascii="Arial" w:cs="Arial" w:eastAsia="Arial" w:hAnsi="Arial"/>
+          <w:color w:val="333333"/>
+          <w:sz w:val="22"/>
+          <w:szCs w:val="22"/>
+        </w:rPr>
+        <w:t xml:space="preserve">Generate 5–15 second video clips directly from NSFW hero images produced by the LoRA pipeline. Runs in ComfyUI on the same RunPod GPU infrastructure. Produces cinematic-quality motion (hair, body movement, scene ambiance) at 480–720p on 24GB VRAM (RTX 4090). No content filters when self-hosted.</w:t>
       </w:r>
     </w:p>
     <w:p>
@@ -6730,16 +6730,16 @@
           <w:sz w:val="22"/>
           <w:szCs w:val="22"/>
         </w:rPr>
-        <w:t xml:space="preserve">Talking Head NSFW: </w:t>
-      </w:r>
-      <w:r>
-        <w:rPr>
-          <w:rFonts w:ascii="Arial" w:cs="Arial" w:eastAsia="Arial" w:hAnsi="Arial"/>
-          <w:color w:val="333333"/>
-          <w:sz w:val="22"/>
-          <w:szCs w:val="22"/>
-        </w:rPr>
-        <w:t xml:space="preserve">SadTalker/LivePortrait applied to NSFW imagery for “video message” content. The persona speaks to camera with lip-synced audio.</w:t>
+        <w:t xml:space="preserve">SVI 2.0 Pro Extension: </w:t>
+      </w:r>
+      <w:r>
+        <w:rPr>
+          <w:rFonts w:ascii="Arial" w:cs="Arial" w:eastAsia="Arial" w:hAnsi="Arial"/>
+          <w:color w:val="333333"/>
+          <w:sz w:val="22"/>
+          <w:szCs w:val="22"/>
+        </w:rPr>
+        <w:t xml:space="preserve">Stable Video Infinity 2.0 Pro LoRA wraps Wan 2.2 to enable infinite-length video generation by recycling frames with error correction. Extends 5–15 second I2V clips to 30–60+ seconds with coherent motion and no ping-pong artefacts. This enables full-length PPV video content at launch rather than as a future phase.</w:t>
       </w:r>
     </w:p>
     <w:p>
@@ -6756,7 +6756,7 @@
           <w:sz w:val="24"/>
           <w:szCs w:val="24"/>
         </w:rPr>
-        <w:t xml:space="preserve">Phase 2 (Months 6–12): Early AI Video</w:t>
+        <w:t xml:space="preserve">Phase 2 (Months 3–6): Text-to-Video + Audio Overlay</w:t>
       </w:r>
     </w:p>
     <w:p>
@@ -6777,16 +6777,16 @@
           <w:sz w:val="22"/>
           <w:szCs w:val="22"/>
         </w:rPr>
-        <w:t xml:space="preserve">Image-to-Video: </w:t>
-      </w:r>
-      <w:r>
-        <w:rPr>
-          <w:rFonts w:ascii="Arial" w:cs="Arial" w:eastAsia="Arial" w:hAnsi="Arial"/>
-          <w:color w:val="333333"/>
-          <w:sz w:val="22"/>
-          <w:szCs w:val="22"/>
-        </w:rPr>
-        <w:t xml:space="preserve">Stable Video Diffusion and emerging uncensored video models to create 3–5 second clips from static images (hair moving, subtle body movement, scene ambiance).</w:t>
+        <w:t xml:space="preserve">Text-to-Video NSFW: </w:t>
+      </w:r>
+      <w:r>
+        <w:rPr>
+          <w:rFonts w:ascii="Arial" w:cs="Arial" w:eastAsia="Arial" w:hAnsi="Arial"/>
+          <w:color w:val="333333"/>
+          <w:sz w:val="22"/>
+          <w:szCs w:val="22"/>
+        </w:rPr>
+        <w:t xml:space="preserve">Wan 2.2 Remix T2V for generating scene-based video from text prompts alone (no source image required). Enables scenario-based NSFW video content at scale for premium PPV sets.</w:t>
       </w:r>
     </w:p>
     <w:p>
@@ -6807,16 +6807,16 @@
           <w:sz w:val="22"/>
           <w:szCs w:val="22"/>
         </w:rPr>
-        <w:t xml:space="preserve">AnimateDiff: </w:t>
-      </w:r>
-      <w:r>
-        <w:rPr>
-          <w:rFonts w:ascii="Arial" w:cs="Arial" w:eastAsia="Arial" w:hAnsi="Arial"/>
-          <w:color w:val="333333"/>
-          <w:sz w:val="22"/>
-          <w:szCs w:val="22"/>
-        </w:rPr>
-        <w:t xml:space="preserve">Motion modules applied to SDXL-generated frames for short animated sequences.</w:t>
+        <w:t xml:space="preserve">Audio Overlay: </w:t>
+      </w:r>
+      <w:r>
+        <w:rPr>
+          <w:rFonts w:ascii="Arial" w:cs="Arial" w:eastAsia="Arial" w:hAnsi="Arial"/>
+          <w:color w:val="333333"/>
+          <w:sz w:val="22"/>
+          <w:szCs w:val="22"/>
+        </w:rPr>
+        <w:t xml:space="preserve">Pair Wan 2.2 video output with ElevenLabs/XTTS voice audio for talking-head video messages and narrated content. Post-production pipeline combines video + audio + optional lip-sync adjustment.</w:t>
       </w:r>
     </w:p>
     <w:p>
@@ -6833,7 +6833,7 @@
           <w:sz w:val="24"/>
           <w:szCs w:val="24"/>
         </w:rPr>
-        <w:t xml:space="preserve">Phase 3 (Year 2+): Full AI Video</w:t>
+        <w:t xml:space="preserve">Phase 3 (Months 6+): Next-Gen Models + 1080p Production</w:t>
       </w:r>
     </w:p>
     <w:p>
@@ -6854,16 +6854,16 @@
           <w:sz w:val="22"/>
           <w:szCs w:val="22"/>
         </w:rPr>
-        <w:t xml:space="preserve">Emerging Models: </w:t>
-      </w:r>
-      <w:r>
-        <w:rPr>
-          <w:rFonts w:ascii="Arial" w:cs="Arial" w:eastAsia="Arial" w:hAnsi="Arial"/>
-          <w:color w:val="333333"/>
-          <w:sz w:val="22"/>
-          <w:szCs w:val="22"/>
-        </w:rPr>
-        <w:t xml:space="preserve">As uncensored text-to-video models mature (the space is evolving rapidly), integrate longer-form generation capabilities.</w:t>
+        <w:t xml:space="preserve">Next-Gen Models: </w:t>
+      </w:r>
+      <w:r>
+        <w:rPr>
+          <w:rFonts w:ascii="Arial" w:cs="Arial" w:eastAsia="Arial" w:hAnsi="Arial"/>
+          <w:color w:val="333333"/>
+          <w:sz w:val="22"/>
+          <w:szCs w:val="22"/>
+        </w:rPr>
+        <w:t xml:space="preserve">Integrate Wan 2.6/2.7 and HunyuanVideo successors as they release. Move to A100 80GB for native 1080p generation without quantisation. Evaluate emerging LoRA-based video consistency models for persona-locked video generation (analogous to image LoRAs).</w:t>
       </w:r>
     </w:p>
     <w:p>
@@ -6893,7 +6893,7 @@
           <w:sz w:val="22"/>
           <w:szCs w:val="22"/>
         </w:rPr>
-        <w:t xml:space="preserve">Frame interpolation (RIFE), upscaling, and audio overlay to produce polished final video content.</w:t>
+        <w:t xml:space="preserve">Frame interpolation (RIFE), Real-ESRGAN video upscaling to 1080p, audio overlay, and optional face-fix passes for final polish. Full automated pipeline from image → video → audio → delivery.</w:t>
       </w:r>
     </w:p>
     <w:p>
@@ -7768,7 +7768,7 @@
                 <w:sz w:val="20"/>
                 <w:szCs w:val="20"/>
               </w:rPr>
-              <w:t xml:space="preserve">Video creation, talking heads, lip sync</w:t>
+              <w:t xml:space="preserve">Video creation (Wan 2.2 I2V/T2V, SVI 2.0 Pro), upscaling, audio overlay</w:t>
             </w:r>
           </w:p>
         </w:tc>
@@ -12307,7 +12307,7 @@
           <w:sz w:val="22"/>
           <w:szCs w:val="22"/>
         </w:rPr>
-        <w:t xml:space="preserve">Voice and video content pipelines online (AnimateDiff pseudo-video, XTTS voice notes).</w:t>
+        <w:t xml:space="preserve">Voice and video content pipelines online (Wan 2.2 Remix NSFW I2V + SVI 2.0 Pro for video, XTTS/ElevenLabs for voice notes).</w:t>
       </w:r>
     </w:p>
     <w:p>
